--- a/2. Giấy tờ, chứng từ/Hợp đồng CTV/Hop dong CTV - Ban goc co nhan xet (comment).docx
+++ b/2. Giấy tờ, chứng từ/Hợp đồng CTV/Hop dong CTV - Ban goc co nhan xet (comment).docx
@@ -2918,7 +2918,7 @@
 
 <file path=word/comments.xml><?xml version="1.0" encoding="utf-8"?>
 <w:comments xmlns:wpc="http://schemas.microsoft.com/office/word/2010/wordprocessingCanvas" xmlns:cx="http://schemas.microsoft.com/office/drawing/2014/chartex" xmlns:cx1="http://schemas.microsoft.com/office/drawing/2015/9/8/chartex" xmlns:cx2="http://schemas.microsoft.com/office/drawing/2015/10/21/chartex" xmlns:cx3="http://schemas.microsoft.com/office/drawing/2016/5/9/chartex" xmlns:cx4="http://schemas.microsoft.com/office/drawing/2016/5/10/chartex" xmlns:cx5="http://schemas.microsoft.com/office/drawing/2016/5/11/chartex" xmlns:cx6="http://schemas.microsoft.com/office/drawing/2016/5/12/chartex" xmlns:cx7="http://schemas.microsoft.com/office/drawing/2016/5/13/chartex" xmlns:cx8="http://schemas.microsoft.com/office/drawing/2016/5/14/chartex" xmlns:mc="http://schemas.openxmlformats.org/markup-compatibility/2006" xmlns:aink="http://schemas.microsoft.com/office/drawing/2016/ink" xmlns:am3d="http://schemas.microsoft.com/office/drawing/2017/model3d" xmlns:o="urn:schemas-microsoft-com:office:office" xmlns:oel="http://schemas.microsoft.com/office/2019/extlst" xmlns:r="http://schemas.openxmlformats.org/officeDocument/2006/relationships" xmlns:m="http://schemas.openxmlformats.org/officeDocument/2006/math" xmlns:v="urn:schemas-microsoft-com:vml" xmlns:wp14="http://schemas.microsoft.com/office/word/2010/wordprocessingDrawing" xmlns:wp="http://schemas.openxmlformats.org/drawingml/2006/wordprocessingDrawing" xmlns:w10="urn:schemas-microsoft-com:office:word" xmlns:w="http://schemas.openxmlformats.org/wordprocessingml/2006/main" xmlns:w14="http://schemas.microsoft.com/office/word/2010/wordml" xmlns:w15="http://schemas.microsoft.com/office/word/2012/wordml" xmlns:w16cex="http://schemas.microsoft.com/office/word/2018/wordml/cex" xmlns:w16cid="http://schemas.microsoft.com/office/word/2016/wordml/cid" xmlns:w16="http://schemas.microsoft.com/office/word/2018/wordml" xmlns:w16du="http://schemas.microsoft.com/office/word/2023/wordml/word16du" xmlns:w16sdtdh="http://schemas.microsoft.com/office/word/2020/wordml/sdtdatahash" xmlns:w16sdtfl="http://schemas.microsoft.com/office/word/2024/wordml/sdtformatlock" xmlns:w16se="http://schemas.microsoft.com/office/word/2015/wordml/symex" xmlns:wpg="http://schemas.microsoft.com/office/word/2010/wordprocessingGroup" xmlns:wpi="http://schemas.microsoft.com/office/word/2010/wordprocessingInk" xmlns:wne="http://schemas.microsoft.com/office/word/2006/wordml" xmlns:wps="http://schemas.microsoft.com/office/word/2010/wordprocessingShape" mc:Ignorable="w14 w15 w16se w16cid w16 w16cex w16sdtdh w16sdtfl w16du wp14">
-  <w:comment w:id="0" w:author="Kiểm tra hợp đồng (Kế toán trưởng)" w:date="2026-09-22T04:17:17Z" w:initials="KT">
+  <w:comment w:id="0" w:author="Kiểm tra hợp đồng (Kế toán trưởng)" w:date="2026-09-22T04:35:11Z" w:initials="KT">
     <w:p>
       <w:r>
         <w:rPr>
@@ -2932,11 +2932,11 @@
           <w:sz w:val="20"/>
           <w:szCs w:val="20"/>
         </w:rPr>
-        <w:t xml:space="preserve">Ký hiệu số hợp đồng ở đây (“HĐCTV-DKX”) không khớp với ký hiệu ghi trong Phụ lục 01 phía sau (“HĐDV-DKX”). Cần thống nhất một ký hiệu số hợp đồng duy nhất xuyên suốt hợp đồng và phụ lục.</w:t>
+        <w:t xml:space="preserve">Số hợp đồng không khớp với số ghi ở Phụ lục 01 (“HĐDV-DKX”) — cần thống nhất một ký hiệu.</w:t>
       </w:r>
     </w:p>
   </w:comment>
-  <w:comment w:id="1" w:author="Kiểm tra hợp đồng (Kế toán trưởng)" w:date="2026-09-22T04:17:17Z" w:initials="KT">
+  <w:comment w:id="1" w:author="Kiểm tra hợp đồng (Kế toán trưởng)" w:date="2026-09-22T04:35:11Z" w:initials="KT">
     <w:p>
       <w:r>
         <w:rPr>
@@ -2950,11 +2950,11 @@
           <w:sz w:val="20"/>
           <w:szCs w:val="20"/>
         </w:rPr>
-        <w:t xml:space="preserve">Thiếu dòng địa danh, ngày tháng ký hợp đồng (thường ghi ngay dưới quốc hiệu, dạng “Hà Nội, ngày … tháng … năm ……”). Đây là nội dung bắt buộc của một văn bản hợp đồng, cần bổ sung trước khi ban hành.</w:t>
+        <w:t xml:space="preserve">Thiếu dòng địa danh, ngày ký (VD: “Hà Nội, ngày … tháng … năm ……”).</w:t>
       </w:r>
     </w:p>
   </w:comment>
-  <w:comment w:id="2" w:author="Kiểm tra hợp đồng (Kế toán trưởng)" w:date="2026-09-22T04:17:17Z" w:initials="KT">
+  <w:comment w:id="2" w:author="Kiểm tra hợp đồng (Kế toán trưởng)" w:date="2026-09-22T04:35:11Z" w:initials="KT">
     <w:p>
       <w:r>
         <w:rPr>
@@ -2968,11 +2968,11 @@
           <w:sz w:val="20"/>
           <w:szCs w:val="20"/>
         </w:rPr>
-        <w:t xml:space="preserve">Nên bổ sung thêm căn cứ Bộ luật Lao động số 45/2019/QH14 (đặc biệt khoản 1 Điều 13) để khẳng định rõ ngay từ đầu đây là hợp đồng dịch vụ dân sự, không phải hợp đồng lao động — làm căn cứ pháp lý phòng ngừa rủi ro bị cơ quan quản lý lao động/BHXH coi là “hợp đồng lao động trá hình”.</w:t>
+        <w:t xml:space="preserve">Nên bổ sung căn cứ Bộ luật Lao động 2019 để khẳng định rõ đây không phải hợp đồng lao động.</w:t>
       </w:r>
     </w:p>
   </w:comment>
-  <w:comment w:id="3" w:author="Kiểm tra hợp đồng (Kế toán trưởng)" w:date="2026-09-22T04:17:17Z" w:initials="KT">
+  <w:comment w:id="3" w:author="Kiểm tra hợp đồng (Kế toán trưởng)" w:date="2026-09-22T04:35:11Z" w:initials="KT">
     <w:p>
       <w:r>
         <w:rPr>
@@ -2986,11 +2986,11 @@
           <w:sz w:val="20"/>
           <w:szCs w:val="20"/>
         </w:rPr>
-        <w:t xml:space="preserve">Phần thông tin Bên B hiện thiếu 2 trường quan trọng: (1) Mã số thuế thu nhập cá nhân (để kê khai, khấu trừ, cấp chứng từ khấu trừ thuế TNCN theo Điều 2 và Phụ lục 01), (2) Số tài khoản ngân hàng/tên ngân hàng thụ hưởng (Điều 2 đã dẫn chiếu “tài khoản ngân hàng do Bên B cung cấp” nhưng hợp đồng không có chỗ ghi nhận). Đề nghị bổ sung 2 trường này vào phần thông tin Bên B.</w:t>
+        <w:t xml:space="preserve">Thiếu Mã số thuế cá nhân và Số tài khoản ngân hàng của Bên B — cần bổ sung.</w:t>
       </w:r>
     </w:p>
   </w:comment>
-  <w:comment w:id="4" w:author="Kiểm tra hợp đồng (Kế toán trưởng)" w:date="2026-09-22T04:17:17Z" w:initials="KT">
+  <w:comment w:id="4" w:author="Kiểm tra hợp đồng (Kế toán trưởng)" w:date="2026-09-22T04:35:11Z" w:initials="KT">
     <w:p>
       <w:r>
         <w:rPr>
@@ -3004,11 +3004,11 @@
           <w:sz w:val="20"/>
           <w:szCs w:val="20"/>
         </w:rPr>
-        <w:t xml:space="preserve">Hợp đồng không nêu ngày bắt đầu hiệu lực cụ thể (chỉ ghi “kể từ ngày ký”, trong khi phần đầu hợp đồng lại chưa có dòng ngày ký — xem góp ý ở trên) và có thời hạn vô thời hạn. Nên cân nhắc quy định thời hạn xác định (VD 12 tháng, tự động gia hạn nếu không bên nào có ý kiến) để thuận tiện đánh giá lại hiệu quả cộng tác định kỳ.</w:t>
+        <w:t xml:space="preserve">Chưa có ngày bắt đầu cụ thể, hợp đồng vô thời hạn — nên cân nhắc giới hạn thời hạn (VD 12 tháng).</w:t>
       </w:r>
     </w:p>
   </w:comment>
-  <w:comment w:id="5" w:author="Kiểm tra hợp đồng (Kế toán trưởng)" w:date="2026-09-22T04:17:17Z" w:initials="KT">
+  <w:comment w:id="5" w:author="Kiểm tra hợp đồng (Kế toán trưởng)" w:date="2026-09-22T04:35:11Z" w:initials="KT">
     <w:p>
       <w:r>
         <w:rPr>
@@ -3022,11 +3022,11 @@
           <w:sz w:val="20"/>
           <w:szCs w:val="20"/>
         </w:rPr>
-        <w:t xml:space="preserve">Tỷ lệ hoa hồng cụ thể theo từng sản phẩm tại Phụ lục 01 (Điều 1) hiện đang để trống hoàn toàn. Đây là nội dung cốt lõi quyết định giá trị hợp đồng — bắt buộc phải điền đầy đủ, được BGĐ/phòng kinh doanh phê duyệt trước khi đưa cho CTV ký, nếu không hợp đồng chưa đủ điều kiện xác định về giá dịch vụ.</w:t>
+        <w:t xml:space="preserve">Tỷ lệ hoa hồng ở Phụ lục 01 đang để trống — bắt buộc điền trước khi ký.</w:t>
       </w:r>
     </w:p>
   </w:comment>
-  <w:comment w:id="6" w:author="Kiểm tra hợp đồng (Kế toán trưởng)" w:date="2026-09-22T04:17:17Z" w:initials="KT">
+  <w:comment w:id="6" w:author="Kiểm tra hợp đồng (Kế toán trưởng)" w:date="2026-09-22T04:35:11Z" w:initials="KT">
     <w:p>
       <w:r>
         <w:rPr>
@@ -3040,11 +3040,11 @@
           <w:sz w:val="20"/>
           <w:szCs w:val="20"/>
         </w:rPr>
-        <w:t xml:space="preserve">Điều kiện ghi nhận đơn hàng “hợp lệ” ở đây (Điều 2 hợp đồng chính: khách đã thanh toán đầy đủ) chưa hoàn toàn thống nhất với điều kiện tại Phụ lục 01 Điều 2.1 (chỉ yêu cầu đơn hàng đã xác nhận, đóng gói, giao hàng thành công, không nhắc trực tiếp việc khách đã thanh toán). Đề nghị rà soát, diễn đạt thống nhất một điều kiện duy nhất giữa hợp đồng chính và phụ lục để tránh tranh chấp về thời điểm phát sinh quyền hưởng hoa hồng.</w:t>
+        <w:t xml:space="preserve">Điều kiện đơn hàng hợp lệ ở đây chưa thống nhất với Phụ lục 01 (thiếu yêu cầu khách đã thanh toán).</w:t>
       </w:r>
     </w:p>
   </w:comment>
-  <w:comment w:id="7" w:author="Kiểm tra hợp đồng (Kế toán trưởng)" w:date="2026-09-22T04:17:17Z" w:initials="KT">
+  <w:comment w:id="7" w:author="Kiểm tra hợp đồng (Kế toán trưởng)" w:date="2026-09-22T04:35:11Z" w:initials="KT">
     <w:p>
       <w:r>
         <w:rPr>
@@ -3058,11 +3058,11 @@
           <w:sz w:val="20"/>
           <w:szCs w:val="20"/>
         </w:rPr>
-        <w:t xml:space="preserve">Hợp đồng chỉ quy định chế tài một chiều (phạt/bồi thường khi Bên B vi phạm) mà chưa có chế tài khi Bên A chậm thanh toán hoa hồng. Đề nghị bổ sung quy định lãi chậm trả (có thể dẫn chiếu Điều 357, Điều 468 Bộ luật Dân sự 2015) để đảm bảo quyền lợi công bằng cho Bên B.</w:t>
+        <w:t xml:space="preserve">Chưa có chế tài khi Bên A chậm thanh toán — nên bổ sung lãi chậm trả.</w:t>
       </w:r>
     </w:p>
   </w:comment>
-  <w:comment w:id="8" w:author="Kiểm tra hợp đồng (Kế toán trưởng)" w:date="2026-09-22T04:17:17Z" w:initials="KT">
+  <w:comment w:id="8" w:author="Kiểm tra hợp đồng (Kế toán trưởng)" w:date="2026-09-22T04:35:11Z" w:initials="KT">
     <w:p>
       <w:r>
         <w:rPr>
@@ -3076,11 +3076,11 @@
           <w:sz w:val="20"/>
           <w:szCs w:val="20"/>
         </w:rPr>
-        <w:t xml:space="preserve">Nên nêu rõ căn cứ và tỷ lệ khấu trừ cụ thể: theo điểm i khoản 1 Điều 25 Thông tư 111/2013/TT-BTC, Bên A khấu trừ 10% thuế TNCN đối với các khoản chi trả từ 2.000.000 đồng/lần trở lên cho cá nhân không ký hợp đồng lao động, trừ trường hợp Bên B đủ điều kiện và có văn bản cam kết theo Mẫu 08/CK-TNCN. Ghi rõ giúp CTV hiểu đúng số tiền thực nhận và tránh tranh chấp/khiếu nại về sau.</w:t>
+        <w:t xml:space="preserve">Nên nêu rõ mức khấu trừ TNCN cụ thể (10%, ngưỡng 2 triệu đồng/lần) theo TT 111/2013/TT-BTC.</w:t>
       </w:r>
     </w:p>
   </w:comment>
-  <w:comment w:id="9" w:author="Kiểm tra hợp đồng (Kế toán trưởng)" w:date="2026-09-22T04:17:17Z" w:initials="KT">
+  <w:comment w:id="9" w:author="Kiểm tra hợp đồng (Kế toán trưởng)" w:date="2026-09-22T04:35:11Z" w:initials="KT">
     <w:p>
       <w:r>
         <w:rPr>
@@ -3094,11 +3094,11 @@
           <w:sz w:val="20"/>
           <w:szCs w:val="20"/>
         </w:rPr>
-        <w:t xml:space="preserve">Lỗi chính tả/viết hoa: “bên b” nên viết là “Bên B” cho đúng thể thức (Điều 4 bên dưới cũng có lỗi tương tự với “bên a”).</w:t>
+        <w:t xml:space="preserve">Lỗi chính tả: “bên b” → “Bên B” (Điều 4 cũng lỗi tương tự “bên a”).</w:t>
       </w:r>
     </w:p>
   </w:comment>
-  <w:comment w:id="10" w:author="Kiểm tra hợp đồng (Kế toán trưởng)" w:date="2026-09-22T04:17:17Z" w:initials="KT">
+  <w:comment w:id="10" w:author="Kiểm tra hợp đồng (Kế toán trưởng)" w:date="2026-09-22T04:35:11Z" w:initials="KT">
     <w:p>
       <w:r>
         <w:rPr>
@@ -3112,11 +3112,11 @@
           <w:sz w:val="20"/>
           <w:szCs w:val="20"/>
         </w:rPr>
-        <w:t xml:space="preserve">Nghĩa vụ bảo mật “sau thời gian thực hiện Hợp đồng” đang không giới hạn thời hạn cụ thể, dễ dẫn đến tranh chấp vì nghĩa vụ vô thời hạn khó thực thi/khó chứng minh vi phạm. Đề nghị quy định rõ thời hạn (ví dụ 02 năm kể từ ngày chấm dứt hợp đồng) và tách thành một điều khoản Bảo mật thông tin riêng.</w:t>
+        <w:t xml:space="preserve">Nghĩa vụ bảo mật sau khi chấm dứt hợp đồng chưa có thời hạn cụ thể — dễ tranh chấp.</w:t>
       </w:r>
     </w:p>
   </w:comment>
-  <w:comment w:id="11" w:author="Kiểm tra hợp đồng (Kế toán trưởng)" w:date="2026-09-22T04:17:17Z" w:initials="KT">
+  <w:comment w:id="11" w:author="Kiểm tra hợp đồng (Kế toán trưởng)" w:date="2026-09-22T04:35:11Z" w:initials="KT">
     <w:p>
       <w:r>
         <w:rPr>
@@ -3130,11 +3130,11 @@
           <w:sz w:val="20"/>
           <w:szCs w:val="20"/>
         </w:rPr>
-        <w:t xml:space="preserve">Lưu ý khi thực hiện trên thực tế: các quyền “kiểm tra, giám sát”, “yêu cầu thực hiện đúng chất lượng, số lượng” của Bên A (Điều 4) cần giới hạn ở phạm vi kiểm soát KẾT QUẢ/đơn hàng, không áp dụng theo hướng quản lý điều hành quá trình làm việc (giao KPI ràng buộc, quản lý giờ giấc, chấm công...). Nếu thực tế vận hành có yếu tố quản lý/điều hành/giám sát như người lao động, hợp đồng có nguy cơ bị coi là hợp đồng lao động trá hình theo khoản 1 Điều 13 Bộ luật Lao động 2019, kéo theo nghĩa vụ đóng BHXH bắt buộc và các quyền lợi lao động khác.</w:t>
+        <w:t xml:space="preserve">Cần giới hạn quyền giám sát ở kết quả công việc, tránh rủi ro bị coi là hợp đồng lao động trá hình.</w:t>
       </w:r>
     </w:p>
   </w:comment>
-  <w:comment w:id="12" w:author="Kiểm tra hợp đồng (Kế toán trưởng)" w:date="2026-09-22T04:17:17Z" w:initials="KT">
+  <w:comment w:id="12" w:author="Kiểm tra hợp đồng (Kế toán trưởng)" w:date="2026-09-22T04:35:11Z" w:initials="KT">
     <w:p>
       <w:r>
         <w:rPr>
@@ -3148,11 +3148,11 @@
           <w:sz w:val="20"/>
           <w:szCs w:val="20"/>
         </w:rPr>
-        <w:t xml:space="preserve">Nên bổ sung một điều khoản riêng quy định nguyên tắc xác định mức bồi thường thiệt hại (dẫn chiếu Điều 360 Bộ luật Dân sự 2015 — bồi thường theo thiệt hại thực tế), tránh để điều khoản mở dễ bị hiểu là mức phạt tùy nghi, có thể vô hiệu một phần nếu bị coi là phạt vi phạm không có căn cứ thiệt hại thực tế.</w:t>
+        <w:t xml:space="preserve">Nên quy định rõ nguyên tắc tính mức bồi thường thiệt hại (dẫn chiếu Điều 360 Bộ luật Dân sự).</w:t>
       </w:r>
     </w:p>
   </w:comment>
-  <w:comment w:id="13" w:author="Kiểm tra hợp đồng (Kế toán trưởng)" w:date="2026-09-22T04:17:17Z" w:initials="KT">
+  <w:comment w:id="13" w:author="Kiểm tra hợp đồng (Kế toán trưởng)" w:date="2026-09-22T04:35:11Z" w:initials="KT">
     <w:p>
       <w:r>
         <w:rPr>
@@ -3166,11 +3166,11 @@
           <w:sz w:val="20"/>
           <w:szCs w:val="20"/>
         </w:rPr>
-        <w:t xml:space="preserve">Đánh số Điều bị nhảy cóc từ Điều 4 sang thẳng Điều 7 — thiếu Điều 5 và Điều 6 (nhiều khả năng nội dung đã bị xóa khi soạn thảo nhưng chưa đánh số lại). Đề nghị rà soát và bổ sung các nội dung còn thiếu, ví dụ: Điều 5 – Bảo mật thông tin &amp; sở hữu trí tuệ, Điều 6 – Bồi thường thiệt hại/trách nhiệm do vi phạm hợp đồng, sau đó đánh số lại toàn bộ các Điều cho liền mạch.</w:t>
+        <w:t xml:space="preserve">Đánh số Điều nhảy từ 4 sang 7 — thiếu Điều 5, 6, cần bổ sung và đánh số lại.</w:t>
       </w:r>
     </w:p>
   </w:comment>
-  <w:comment w:id="14" w:author="Kiểm tra hợp đồng (Kế toán trưởng)" w:date="2026-09-22T04:17:17Z" w:initials="KT">
+  <w:comment w:id="14" w:author="Kiểm tra hợp đồng (Kế toán trưởng)" w:date="2026-09-22T04:35:11Z" w:initials="KT">
     <w:p>
       <w:r>
         <w:rPr>
@@ -3184,11 +3184,11 @@
           <w:sz w:val="20"/>
           <w:szCs w:val="20"/>
         </w:rPr>
-        <w:t xml:space="preserve">Chú thích (8) chưa được điền nội dung — cần quy định rõ các căn cứ/điều kiện để một bên được quyền đơn phương chấm dứt hợp đồng (ví dụ: bên kia vi phạm nghĩa vụ cơ bản, không đạt chỉ tiêu tối thiểu...) và có báo trước theo thời hạn tại khoản 2, phù hợp với Điều 428 Bộ luật Dân sự 2015 về đơn phương chấm dứt thực hiện hợp đồng.</w:t>
+        <w:t xml:space="preserve">Căn cứ đơn phương chấm dứt hợp đồng (8) chưa được điền.</w:t>
       </w:r>
     </w:p>
   </w:comment>
-  <w:comment w:id="15" w:author="Kiểm tra hợp đồng (Kế toán trưởng)" w:date="2026-09-22T04:17:17Z" w:initials="KT">
+  <w:comment w:id="15" w:author="Kiểm tra hợp đồng (Kế toán trưởng)" w:date="2026-09-22T04:35:11Z" w:initials="KT">
     <w:p>
       <w:r>
         <w:rPr>
@@ -3202,11 +3202,11 @@
           <w:sz w:val="20"/>
           <w:szCs w:val="20"/>
         </w:rPr>
-        <w:t xml:space="preserve">Số ngày báo trước (9) đang để trống — cần thống nhất và điền số ngày cụ thể (ví dụ 15 hoặc 30 ngày làm việc) trước khi ký.</w:t>
+        <w:t xml:space="preserve">Số ngày báo trước (9) đang để trống.</w:t>
       </w:r>
     </w:p>
   </w:comment>
-  <w:comment w:id="16" w:author="Kiểm tra hợp đồng (Kế toán trưởng)" w:date="2026-09-22T04:17:17Z" w:initials="KT">
+  <w:comment w:id="16" w:author="Kiểm tra hợp đồng (Kế toán trưởng)" w:date="2026-09-22T04:35:11Z" w:initials="KT">
     <w:p>
       <w:r>
         <w:rPr>
@@ -3220,11 +3220,11 @@
           <w:sz w:val="20"/>
           <w:szCs w:val="20"/>
         </w:rPr>
-        <w:t xml:space="preserve">Mức bồi thường (10) đang để trống và chưa rõ đơn vị tính (một khoản tiền cố định, hay theo % hoa hồng bình quân các tháng gần nhất...). Cần làm rõ và điền cụ thể để có căn cứ áp dụng, tránh tranh chấp khi phát sinh.</w:t>
+        <w:t xml:space="preserve">Mức bồi thường (10) đang để trống, chưa rõ đơn vị tính.</w:t>
       </w:r>
     </w:p>
   </w:comment>
-  <w:comment w:id="17" w:author="Kiểm tra hợp đồng (Kế toán trưởng)" w:date="2026-09-22T04:17:17Z" w:initials="KT">
+  <w:comment w:id="17" w:author="Kiểm tra hợp đồng (Kế toán trưởng)" w:date="2026-09-22T04:35:11Z" w:initials="KT">
     <w:p>
       <w:r>
         <w:rPr>
@@ -3238,11 +3238,11 @@
           <w:sz w:val="20"/>
           <w:szCs w:val="20"/>
         </w:rPr>
-        <w:t xml:space="preserve">Số bản hợp đồng và số bản mỗi bên giữ đang để trống — cần điền cụ thể (thông thường 02 bản, mỗi bên giữ 01 bản, có giá trị pháp lý như nhau). Ngoài ra, hợp đồng hiện chưa có điều khoản Giải quyết tranh chấp (ưu tiên thương lượng, hòa giải; nếu không thành thì Tòa án có thẩm quyền nào giải quyết) và điều khoản Bất khả kháng (thiên tai, dịch bệnh, hỏa hoạn...) — đây là 2 điều khoản tiêu chuẩn cần có để bảo vệ quyền lợi cả hai bên khi phát sinh tranh chấp hoặc sự kiện bất khả kháng.</w:t>
+        <w:t xml:space="preserve">Số bản hợp đồng để trống; hợp đồng cũng thiếu điều khoản Giải quyết tranh chấp và Bất khả kháng.</w:t>
       </w:r>
     </w:p>
   </w:comment>
-  <w:comment w:id="18" w:author="Kiểm tra hợp đồng (Kế toán trưởng)" w:date="2026-09-22T04:17:17Z" w:initials="KT">
+  <w:comment w:id="18" w:author="Kiểm tra hợp đồng (Kế toán trưởng)" w:date="2026-09-22T04:35:11Z" w:initials="KT">
     <w:p>
       <w:r>
         <w:rPr>
@@ -3256,11 +3256,11 @@
           <w:sz w:val="20"/>
           <w:szCs w:val="20"/>
         </w:rPr>
-        <w:t xml:space="preserve">Ký hiệu số hợp đồng tại đây (“HĐDV-DKX”) không khớp với ký hiệu ở trang đầu Hợp đồng chính (“HĐCTV-DKX”) — cần thống nhất lại một ký hiệu số hợp đồng duy nhất, dùng xuyên suốt cả hợp đồng chính và phụ lục.</w:t>
+        <w:t xml:space="preserve">Số hợp đồng ở đây (“HĐDV-DKX”) không khớp với trang đầu (“HĐCTV-DKX”).</w:t>
       </w:r>
     </w:p>
   </w:comment>
-  <w:comment w:id="19" w:author="Kiểm tra hợp đồng (Kế toán trưởng)" w:date="2026-09-22T04:17:17Z" w:initials="KT">
+  <w:comment w:id="19" w:author="Kiểm tra hợp đồng (Kế toán trưởng)" w:date="2026-09-22T04:35:11Z" w:initials="KT">
     <w:p>
       <w:r>
         <w:rPr>
@@ -3274,11 +3274,11 @@
           <w:sz w:val="20"/>
           <w:szCs w:val="20"/>
         </w:rPr>
-        <w:t xml:space="preserve">Phụ lục đang được soạn như một văn bản ký kết độc lập (có dòng ngày ký riêng, giới thiệu lại hai bên như một hợp đồng mới) dễ gây hiểu nhầm đây là 2 giao dịch tách biệt về mặt pháp lý/thời điểm. Đề nghị rút gọn phần mở đầu này, chỉ ghi rõ “Phụ lục này là một bộ phận không tách rời của Hợp đồng số ... , có hiệu lực cùng thời điểm với Hợp đồng chính”.</w:t>
+        <w:t xml:space="preserve">Phần mở đầu đang viết như một văn bản ký riêng — nên rút gọn, ghi rõ đây là phụ lục kèm theo.</w:t>
       </w:r>
     </w:p>
   </w:comment>
-  <w:comment w:id="20" w:author="Kiểm tra hợp đồng (Kế toán trưởng)" w:date="2026-09-22T04:17:17Z" w:initials="KT">
+  <w:comment w:id="20" w:author="Kiểm tra hợp đồng (Kế toán trưởng)" w:date="2026-09-22T04:35:11Z" w:initials="KT">
     <w:p>
       <w:r>
         <w:rPr>
@@ -3292,7 +3292,7 @@
           <w:sz w:val="20"/>
           <w:szCs w:val="20"/>
         </w:rPr>
-        <w:t xml:space="preserve">Bảng tỷ lệ hoa hồng theo từng sản phẩm hiện để trống hoàn toàn cả tên sản phẩm lẫn tỷ lệ %. Đây là nội dung quan trọng nhất của Phụ lục, đề nghị xác nhận với BGĐ/phòng kinh doanh để điền đầy đủ, chính xác trước khi phát hành cho CTV ký — không nên để trống rồi điền tay sau khi đã ký.</w:t>
+        <w:t xml:space="preserve">Bảng tỷ lệ hoa hồng theo sản phẩm còn trống hoàn toàn — cần điền trước khi phát hành.</w:t>
       </w:r>
     </w:p>
   </w:comment>
@@ -3301,79 +3301,79 @@
 
 <file path=word/commentsExtended.xml><?xml version="1.0" encoding="utf-8"?>
 <w15:commentsEx xmlns:wpc="http://schemas.microsoft.com/office/word/2010/wordprocessingCanvas" xmlns:cx="http://schemas.microsoft.com/office/drawing/2014/chartex" xmlns:cx1="http://schemas.microsoft.com/office/drawing/2015/9/8/chartex" xmlns:cx2="http://schemas.microsoft.com/office/drawing/2015/10/21/chartex" xmlns:cx3="http://schemas.microsoft.com/office/drawing/2016/5/9/chartex" xmlns:cx4="http://schemas.microsoft.com/office/drawing/2016/5/10/chartex" xmlns:cx5="http://schemas.microsoft.com/office/drawing/2016/5/11/chartex" xmlns:cx6="http://schemas.microsoft.com/office/drawing/2016/5/12/chartex" xmlns:cx7="http://schemas.microsoft.com/office/drawing/2016/5/13/chartex" xmlns:cx8="http://schemas.microsoft.com/office/drawing/2016/5/14/chartex" xmlns:mc="http://schemas.openxmlformats.org/markup-compatibility/2006" xmlns:aink="http://schemas.microsoft.com/office/drawing/2016/ink" xmlns:am3d="http://schemas.microsoft.com/office/drawing/2017/model3d" xmlns:o="urn:schemas-microsoft-com:office:office" xmlns:oel="http://schemas.microsoft.com/office/2019/extlst" xmlns:r="http://schemas.openxmlformats.org/officeDocument/2006/relationships" xmlns:m="http://schemas.openxmlformats.org/officeDocument/2006/math" xmlns:v="urn:schemas-microsoft-com:vml" xmlns:wp14="http://schemas.microsoft.com/office/word/2010/wordprocessingDrawing" xmlns:wp="http://schemas.openxmlformats.org/drawingml/2006/wordprocessingDrawing" xmlns:w10="urn:schemas-microsoft-com:office:word" xmlns:w="http://schemas.openxmlformats.org/wordprocessingml/2006/main" xmlns:w14="http://schemas.microsoft.com/office/word/2010/wordml" xmlns:w15="http://schemas.microsoft.com/office/word/2012/wordml" xmlns:w16cex="http://schemas.microsoft.com/office/word/2018/wordml/cex" xmlns:w16cid="http://schemas.microsoft.com/office/word/2016/wordml/cid" xmlns:w16="http://schemas.microsoft.com/office/word/2018/wordml" xmlns:w16du="http://schemas.microsoft.com/office/word/2023/wordml/word16du" xmlns:w16sdtdh="http://schemas.microsoft.com/office/word/2020/wordml/sdtdatahash" xmlns:w16sdtfl="http://schemas.microsoft.com/office/word/2024/wordml/sdtformatlock" xmlns:w16se="http://schemas.microsoft.com/office/word/2015/wordml/symex" xmlns:wpg="http://schemas.microsoft.com/office/word/2010/wordprocessingGroup" xmlns:wpi="http://schemas.microsoft.com/office/word/2010/wordprocessingInk" xmlns:wne="http://schemas.microsoft.com/office/word/2006/wordml" xmlns:wps="http://schemas.microsoft.com/office/word/2010/wordprocessingShape" mc:Ignorable="w14 w15 w16se w16cid w16 w16cex w16sdtdh w16sdtfl w16du wp14">
-  <w15:commentEx w15:paraId="37DD5B3C" w15:done="0"/>
-  <w15:commentEx w15:paraId="5A59033E" w15:done="0"/>
-  <w15:commentEx w15:paraId="496D99FD" w15:done="0"/>
-  <w15:commentEx w15:paraId="7AE711DE" w15:done="0"/>
-  <w15:commentEx w15:paraId="4B37D85B" w15:done="0"/>
-  <w15:commentEx w15:paraId="484F110C" w15:done="0"/>
-  <w15:commentEx w15:paraId="03A815E6" w15:done="0"/>
-  <w15:commentEx w15:paraId="01A685A2" w15:done="0"/>
-  <w15:commentEx w15:paraId="51A0DD5B" w15:done="0"/>
-  <w15:commentEx w15:paraId="48CF7E99" w15:done="0"/>
-  <w15:commentEx w15:paraId="6BBBE360" w15:done="0"/>
-  <w15:commentEx w15:paraId="64B40D97" w15:done="0"/>
-  <w15:commentEx w15:paraId="25DCA31C" w15:done="0"/>
-  <w15:commentEx w15:paraId="6A1EDD05" w15:done="0"/>
-  <w15:commentEx w15:paraId="749F6E32" w15:done="0"/>
-  <w15:commentEx w15:paraId="0E620386" w15:done="0"/>
-  <w15:commentEx w15:paraId="5BCEE397" w15:done="0"/>
-  <w15:commentEx w15:paraId="7996BA0D" w15:done="0"/>
-  <w15:commentEx w15:paraId="22271B9F" w15:done="0"/>
-  <w15:commentEx w15:paraId="461689E4" w15:done="0"/>
-  <w15:commentEx w15:paraId="77327E04" w15:done="0"/>
+  <w15:commentEx w15:paraId="4C6B9125" w15:done="0"/>
+  <w15:commentEx w15:paraId="72F371DB" w15:done="0"/>
+  <w15:commentEx w15:paraId="5B3BD896" w15:done="0"/>
+  <w15:commentEx w15:paraId="7DFA0E20" w15:done="0"/>
+  <w15:commentEx w15:paraId="0C1AD0C2" w15:done="0"/>
+  <w15:commentEx w15:paraId="0626BA15" w15:done="0"/>
+  <w15:commentEx w15:paraId="68E76322" w15:done="0"/>
+  <w15:commentEx w15:paraId="74586FEF" w15:done="0"/>
+  <w15:commentEx w15:paraId="76B06069" w15:done="0"/>
+  <w15:commentEx w15:paraId="3648A470" w15:done="0"/>
+  <w15:commentEx w15:paraId="7656419D" w15:done="0"/>
+  <w15:commentEx w15:paraId="5E037292" w15:done="0"/>
+  <w15:commentEx w15:paraId="7F977D10" w15:done="0"/>
+  <w15:commentEx w15:paraId="74AD5D24" w15:done="0"/>
+  <w15:commentEx w15:paraId="0987BB48" w15:done="0"/>
+  <w15:commentEx w15:paraId="692EC364" w15:done="0"/>
+  <w15:commentEx w15:paraId="5370B4D3" w15:done="0"/>
+  <w15:commentEx w15:paraId="74960FB5" w15:done="0"/>
+  <w15:commentEx w15:paraId="5073AC22" w15:done="0"/>
+  <w15:commentEx w15:paraId="602F319D" w15:done="0"/>
+  <w15:commentEx w15:paraId="4C3D2863" w15:done="0"/>
 </w15:commentsEx>
 </file>
 
 <file path=word/commentsExtensible.xml><?xml version="1.0" encoding="utf-8"?>
 <w16cex:commentsExtensible xmlns:wpc="http://schemas.microsoft.com/office/word/2010/wordprocessingCanvas" xmlns:cx="http://schemas.microsoft.com/office/drawing/2014/chartex" xmlns:cx1="http://schemas.microsoft.com/office/drawing/2015/9/8/chartex" xmlns:cx2="http://schemas.microsoft.com/office/drawing/2015/10/21/chartex" xmlns:cx3="http://schemas.microsoft.com/office/drawing/2016/5/9/chartex" xmlns:cx4="http://schemas.microsoft.com/office/drawing/2016/5/10/chartex" xmlns:cx5="http://schemas.microsoft.com/office/drawing/2016/5/11/chartex" xmlns:cx6="http://schemas.microsoft.com/office/drawing/2016/5/12/chartex" xmlns:cx7="http://schemas.microsoft.com/office/drawing/2016/5/13/chartex" xmlns:cx8="http://schemas.microsoft.com/office/drawing/2016/5/14/chartex" xmlns:mc="http://schemas.openxmlformats.org/markup-compatibility/2006" xmlns:aink="http://schemas.microsoft.com/office/drawing/2016/ink" xmlns:am3d="http://schemas.microsoft.com/office/drawing/2017/model3d" xmlns:o="urn:schemas-microsoft-com:office:office" xmlns:oel="http://schemas.microsoft.com/office/2019/extlst" xmlns:r="http://schemas.openxmlformats.org/officeDocument/2006/relationships" xmlns:m="http://schemas.openxmlformats.org/officeDocument/2006/math" xmlns:v="urn:schemas-microsoft-com:vml" xmlns:wp14="http://schemas.microsoft.com/office/word/2010/wordprocessingDrawing" xmlns:wp="http://schemas.openxmlformats.org/drawingml/2006/wordprocessingDrawing" xmlns:w10="urn:schemas-microsoft-com:office:word" xmlns:w="http://schemas.openxmlformats.org/wordprocessingml/2006/main" xmlns:w14="http://schemas.microsoft.com/office/word/2010/wordml" xmlns:w15="http://schemas.microsoft.com/office/word/2012/wordml" xmlns:w16cex="http://schemas.microsoft.com/office/word/2018/wordml/cex" xmlns:w16cid="http://schemas.microsoft.com/office/word/2016/wordml/cid" xmlns:w16="http://schemas.microsoft.com/office/word/2018/wordml" xmlns:w16du="http://schemas.microsoft.com/office/word/2023/wordml/word16du" xmlns:w16sdtdh="http://schemas.microsoft.com/office/word/2020/wordml/sdtdatahash" xmlns:w16sdtfl="http://schemas.microsoft.com/office/word/2024/wordml/sdtformatlock" xmlns:w16se="http://schemas.microsoft.com/office/word/2015/wordml/symex" xmlns:wpg="http://schemas.microsoft.com/office/word/2010/wordprocessingGroup" xmlns:wpi="http://schemas.microsoft.com/office/word/2010/wordprocessingInk" xmlns:wne="http://schemas.microsoft.com/office/word/2006/wordml" xmlns:wps="http://schemas.microsoft.com/office/word/2010/wordprocessingShape" xmlns:cr="http://schemas.microsoft.com/office/comments/2020/reactions" mc:Ignorable="w14 w15 w16se w16cid w16 w16cex w16sdtdh w16sdtfl cr w16du wp14">
-  <w16cex:commentExtensible w16cex:durableId="6E818C82" w16cex:dateUtc="2026-09-22T04:17:17Z"/>
-  <w16cex:commentExtensible w16cex:durableId="63C1B0CA" w16cex:dateUtc="2026-09-22T04:17:17Z"/>
-  <w16cex:commentExtensible w16cex:durableId="77E02199" w16cex:dateUtc="2026-09-22T04:17:17Z"/>
-  <w16cex:commentExtensible w16cex:durableId="1A9B5388" w16cex:dateUtc="2026-09-22T04:17:17Z"/>
-  <w16cex:commentExtensible w16cex:durableId="1A9B117F" w16cex:dateUtc="2026-09-22T04:17:17Z"/>
-  <w16cex:commentExtensible w16cex:durableId="17CF4A9B" w16cex:dateUtc="2026-09-22T04:17:17Z"/>
-  <w16cex:commentExtensible w16cex:durableId="3E478F9F" w16cex:dateUtc="2026-09-22T04:17:17Z"/>
-  <w16cex:commentExtensible w16cex:durableId="1DC3228A" w16cex:dateUtc="2026-09-22T04:17:17Z"/>
-  <w16cex:commentExtensible w16cex:durableId="105D2516" w16cex:dateUtc="2026-09-22T04:17:17Z"/>
-  <w16cex:commentExtensible w16cex:durableId="30D4B654" w16cex:dateUtc="2026-09-22T04:17:17Z"/>
-  <w16cex:commentExtensible w16cex:durableId="6E7614EF" w16cex:dateUtc="2026-09-22T04:17:17Z"/>
-  <w16cex:commentExtensible w16cex:durableId="0531D93F" w16cex:dateUtc="2026-09-22T04:17:17Z"/>
-  <w16cex:commentExtensible w16cex:durableId="23897078" w16cex:dateUtc="2026-09-22T04:17:17Z"/>
-  <w16cex:commentExtensible w16cex:durableId="74B92920" w16cex:dateUtc="2026-09-22T04:17:17Z"/>
-  <w16cex:commentExtensible w16cex:durableId="57178394" w16cex:dateUtc="2026-09-22T04:17:17Z"/>
-  <w16cex:commentExtensible w16cex:durableId="68A15419" w16cex:dateUtc="2026-09-22T04:17:17Z"/>
-  <w16cex:commentExtensible w16cex:durableId="47096022" w16cex:dateUtc="2026-09-22T04:17:17Z"/>
-  <w16cex:commentExtensible w16cex:durableId="5FC77C45" w16cex:dateUtc="2026-09-22T04:17:17Z"/>
-  <w16cex:commentExtensible w16cex:durableId="1ADE6470" w16cex:dateUtc="2026-09-22T04:17:17Z"/>
-  <w16cex:commentExtensible w16cex:durableId="1D0B4652" w16cex:dateUtc="2026-09-22T04:17:17Z"/>
-  <w16cex:commentExtensible w16cex:durableId="0DF331C1" w16cex:dateUtc="2026-09-22T04:17:17Z"/>
+  <w16cex:commentExtensible w16cex:durableId="429131BA" w16cex:dateUtc="2026-09-22T04:35:11Z"/>
+  <w16cex:commentExtensible w16cex:durableId="6DF21810" w16cex:dateUtc="2026-09-22T04:35:11Z"/>
+  <w16cex:commentExtensible w16cex:durableId="4B173B19" w16cex:dateUtc="2026-09-22T04:35:11Z"/>
+  <w16cex:commentExtensible w16cex:durableId="4ED7BBF4" w16cex:dateUtc="2026-09-22T04:35:11Z"/>
+  <w16cex:commentExtensible w16cex:durableId="17181B48" w16cex:dateUtc="2026-09-22T04:35:11Z"/>
+  <w16cex:commentExtensible w16cex:durableId="1B22FFC3" w16cex:dateUtc="2026-09-22T04:35:11Z"/>
+  <w16cex:commentExtensible w16cex:durableId="1080E0B2" w16cex:dateUtc="2026-09-22T04:35:11Z"/>
+  <w16cex:commentExtensible w16cex:durableId="39BE2F22" w16cex:dateUtc="2026-09-22T04:35:11Z"/>
+  <w16cex:commentExtensible w16cex:durableId="0E582DCB" w16cex:dateUtc="2026-09-22T04:35:11Z"/>
+  <w16cex:commentExtensible w16cex:durableId="14076530" w16cex:dateUtc="2026-09-22T04:35:11Z"/>
+  <w16cex:commentExtensible w16cex:durableId="6FC21D0C" w16cex:dateUtc="2026-09-22T04:35:11Z"/>
+  <w16cex:commentExtensible w16cex:durableId="3FDA928A" w16cex:dateUtc="2026-09-22T04:35:11Z"/>
+  <w16cex:commentExtensible w16cex:durableId="0FC5F31A" w16cex:dateUtc="2026-09-22T04:35:11Z"/>
+  <w16cex:commentExtensible w16cex:durableId="0D59C70F" w16cex:dateUtc="2026-09-22T04:35:11Z"/>
+  <w16cex:commentExtensible w16cex:durableId="10C8D0CF" w16cex:dateUtc="2026-09-22T04:35:11Z"/>
+  <w16cex:commentExtensible w16cex:durableId="194B0914" w16cex:dateUtc="2026-09-22T04:35:11Z"/>
+  <w16cex:commentExtensible w16cex:durableId="0052CEFC" w16cex:dateUtc="2026-09-22T04:35:11Z"/>
+  <w16cex:commentExtensible w16cex:durableId="1400A34A" w16cex:dateUtc="2026-09-22T04:35:11Z"/>
+  <w16cex:commentExtensible w16cex:durableId="2F681887" w16cex:dateUtc="2026-09-22T04:35:11Z"/>
+  <w16cex:commentExtensible w16cex:durableId="26F39815" w16cex:dateUtc="2026-09-22T04:35:11Z"/>
+  <w16cex:commentExtensible w16cex:durableId="0563E49F" w16cex:dateUtc="2026-09-22T04:35:11Z"/>
 </w16cex:commentsExtensible>
 </file>
 
 <file path=word/commentsIds.xml><?xml version="1.0" encoding="utf-8"?>
 <w16cid:commentsIds xmlns:wpc="http://schemas.microsoft.com/office/word/2010/wordprocessingCanvas" xmlns:cx="http://schemas.microsoft.com/office/drawing/2014/chartex" xmlns:cx1="http://schemas.microsoft.com/office/drawing/2015/9/8/chartex" xmlns:cx2="http://schemas.microsoft.com/office/drawing/2015/10/21/chartex" xmlns:cx3="http://schemas.microsoft.com/office/drawing/2016/5/9/chartex" xmlns:cx4="http://schemas.microsoft.com/office/drawing/2016/5/10/chartex" xmlns:cx5="http://schemas.microsoft.com/office/drawing/2016/5/11/chartex" xmlns:cx6="http://schemas.microsoft.com/office/drawing/2016/5/12/chartex" xmlns:cx7="http://schemas.microsoft.com/office/drawing/2016/5/13/chartex" xmlns:cx8="http://schemas.microsoft.com/office/drawing/2016/5/14/chartex" xmlns:mc="http://schemas.openxmlformats.org/markup-compatibility/2006" xmlns:aink="http://schemas.microsoft.com/office/drawing/2016/ink" xmlns:am3d="http://schemas.microsoft.com/office/drawing/2017/model3d" xmlns:o="urn:schemas-microsoft-com:office:office" xmlns:oel="http://schemas.microsoft.com/office/2019/extlst" xmlns:r="http://schemas.openxmlformats.org/officeDocument/2006/relationships" xmlns:m="http://schemas.openxmlformats.org/officeDocument/2006/math" xmlns:v="urn:schemas-microsoft-com:vml" xmlns:wp14="http://schemas.microsoft.com/office/word/2010/wordprocessingDrawing" xmlns:wp="http://schemas.openxmlformats.org/drawingml/2006/wordprocessingDrawing" xmlns:w10="urn:schemas-microsoft-com:office:word" xmlns:w="http://schemas.openxmlformats.org/wordprocessingml/2006/main" xmlns:w14="http://schemas.microsoft.com/office/word/2010/wordml" xmlns:w15="http://schemas.microsoft.com/office/word/2012/wordml" xmlns:w16cex="http://schemas.microsoft.com/office/word/2018/wordml/cex" xmlns:w16cid="http://schemas.microsoft.com/office/word/2016/wordml/cid" xmlns:w16="http://schemas.microsoft.com/office/word/2018/wordml" xmlns:w16du="http://schemas.microsoft.com/office/word/2023/wordml/word16du" xmlns:w16sdtdh="http://schemas.microsoft.com/office/word/2020/wordml/sdtdatahash" xmlns:w16sdtfl="http://schemas.microsoft.com/office/word/2024/wordml/sdtformatlock" xmlns:w16se="http://schemas.microsoft.com/office/word/2015/wordml/symex" xmlns:wpg="http://schemas.microsoft.com/office/word/2010/wordprocessingGroup" xmlns:wpi="http://schemas.microsoft.com/office/word/2010/wordprocessingInk" xmlns:wne="http://schemas.microsoft.com/office/word/2006/wordml" xmlns:wps="http://schemas.microsoft.com/office/word/2010/wordprocessingShape" mc:Ignorable="w14 w15 w16se w16cid w16 w16cex w16sdtdh w16sdtfl w16du wp14">
-  <w16cid:commentId w16cid:paraId="37DD5B3C" w16cid:durableId="6E818C82"/>
-  <w16cid:commentId w16cid:paraId="5A59033E" w16cid:durableId="63C1B0CA"/>
-  <w16cid:commentId w16cid:paraId="496D99FD" w16cid:durableId="77E02199"/>
-  <w16cid:commentId w16cid:paraId="7AE711DE" w16cid:durableId="1A9B5388"/>
-  <w16cid:commentId w16cid:paraId="4B37D85B" w16cid:durableId="1A9B117F"/>
-  <w16cid:commentId w16cid:paraId="484F110C" w16cid:durableId="17CF4A9B"/>
-  <w16cid:commentId w16cid:paraId="03A815E6" w16cid:durableId="3E478F9F"/>
-  <w16cid:commentId w16cid:paraId="01A685A2" w16cid:durableId="1DC3228A"/>
-  <w16cid:commentId w16cid:paraId="51A0DD5B" w16cid:durableId="105D2516"/>
-  <w16cid:commentId w16cid:paraId="48CF7E99" w16cid:durableId="30D4B654"/>
-  <w16cid:commentId w16cid:paraId="6BBBE360" w16cid:durableId="6E7614EF"/>
-  <w16cid:commentId w16cid:paraId="64B40D97" w16cid:durableId="0531D93F"/>
-  <w16cid:commentId w16cid:paraId="25DCA31C" w16cid:durableId="23897078"/>
-  <w16cid:commentId w16cid:paraId="6A1EDD05" w16cid:durableId="74B92920"/>
-  <w16cid:commentId w16cid:paraId="749F6E32" w16cid:durableId="57178394"/>
-  <w16cid:commentId w16cid:paraId="0E620386" w16cid:durableId="68A15419"/>
-  <w16cid:commentId w16cid:paraId="5BCEE397" w16cid:durableId="47096022"/>
-  <w16cid:commentId w16cid:paraId="7996BA0D" w16cid:durableId="5FC77C45"/>
-  <w16cid:commentId w16cid:paraId="22271B9F" w16cid:durableId="1ADE6470"/>
-  <w16cid:commentId w16cid:paraId="461689E4" w16cid:durableId="1D0B4652"/>
-  <w16cid:commentId w16cid:paraId="77327E04" w16cid:durableId="0DF331C1"/>
+  <w16cid:commentId w16cid:paraId="4C6B9125" w16cid:durableId="429131BA"/>
+  <w16cid:commentId w16cid:paraId="72F371DB" w16cid:durableId="6DF21810"/>
+  <w16cid:commentId w16cid:paraId="5B3BD896" w16cid:durableId="4B173B19"/>
+  <w16cid:commentId w16cid:paraId="7DFA0E20" w16cid:durableId="4ED7BBF4"/>
+  <w16cid:commentId w16cid:paraId="0C1AD0C2" w16cid:durableId="17181B48"/>
+  <w16cid:commentId w16cid:paraId="0626BA15" w16cid:durableId="1B22FFC3"/>
+  <w16cid:commentId w16cid:paraId="68E76322" w16cid:durableId="1080E0B2"/>
+  <w16cid:commentId w16cid:paraId="74586FEF" w16cid:durableId="39BE2F22"/>
+  <w16cid:commentId w16cid:paraId="76B06069" w16cid:durableId="0E582DCB"/>
+  <w16cid:commentId w16cid:paraId="3648A470" w16cid:durableId="14076530"/>
+  <w16cid:commentId w16cid:paraId="7656419D" w16cid:durableId="6FC21D0C"/>
+  <w16cid:commentId w16cid:paraId="5E037292" w16cid:durableId="3FDA928A"/>
+  <w16cid:commentId w16cid:paraId="7F977D10" w16cid:durableId="0FC5F31A"/>
+  <w16cid:commentId w16cid:paraId="74AD5D24" w16cid:durableId="0D59C70F"/>
+  <w16cid:commentId w16cid:paraId="0987BB48" w16cid:durableId="10C8D0CF"/>
+  <w16cid:commentId w16cid:paraId="692EC364" w16cid:durableId="194B0914"/>
+  <w16cid:commentId w16cid:paraId="5370B4D3" w16cid:durableId="0052CEFC"/>
+  <w16cid:commentId w16cid:paraId="74960FB5" w16cid:durableId="1400A34A"/>
+  <w16cid:commentId w16cid:paraId="5073AC22" w16cid:durableId="2F681887"/>
+  <w16cid:commentId w16cid:paraId="602F319D" w16cid:durableId="26F39815"/>
+  <w16cid:commentId w16cid:paraId="4C3D2863" w16cid:durableId="0563E49F"/>
 </w16cid:commentsIds>
 </file>
 
